--- a/backend/src/test/resources/fixtures/m7-msa-carveout-conflict.docx
+++ b/backend/src/test/resources/fixtures/m7-msa-carveout-conflict.docx
@@ -31,7 +31,7 @@
         <w:pStyle w:val="Normal"/>
       </w:pPr>
       <w:r>
-        <w:t xml:space="preserve">Supplier's aggregate liability shall not exceed two times the fees paid in the preceding 12 months, and the limitations in this Section 1 do not apply to indemnification obligations under Section 2.</w:t>
+        <w:t xml:space="preserve">Supplier's aggregate liability shall not exceed two times the fees paid in the preceding 12 months, and this limitation applies to all obligations under this Agreement, including indemnification obligations under Section 2.</w:t>
       </w:r>
     </w:p>
     <w:p>
